--- a/Knowledge/3-Work knowledge/1-Software Engineering/1-Software Engineering Fundamentals/5-My Source/4-Networks Devices/8-Types of NICs/6-Virtual NIC (vNIC).docx
+++ b/Knowledge/3-Work knowledge/1-Software Engineering/1-Software Engineering Fundamentals/5-My Source/4-Networks Devices/8-Types of NICs/6-Virtual NIC (vNIC).docx
@@ -4,44 +4,44 @@
   <w:body>
     <w:p>
       <w:pPr>
-        <w:keepNext/>
-        <w:keepLines/>
-        <w:spacing w:before="400" w:after="120" w:line="276" w:lineRule="auto"/>
-        <w:outlineLvl w:val="0"/>
-        <w:rPr>
-          <w:rFonts w:ascii="Arial" w:eastAsia="Arial" w:hAnsi="Arial" w:cs="Arial"/>
-          <w:kern w:val="0"/>
-          <w:sz w:val="40"/>
-          <w:szCs w:val="40"/>
-          <w:lang w:val="en"/>
-          <w14:ligatures w14:val="none"/>
+        <w:pStyle w:val="Heading1"/>
+        <w:rPr>
+          <w:rFonts w:eastAsia="Arial"/>
+          <w:lang w:val="en"/>
         </w:rPr>
       </w:pPr>
       <w:bookmarkStart w:id="0" w:name="_v9bonjecgtlw" w:colFirst="0" w:colLast="0"/>
       <w:bookmarkEnd w:id="0"/>
       <w:r>
         <w:rPr>
-          <w:rFonts w:ascii="Arial" w:eastAsia="Arial" w:hAnsi="Arial" w:cs="Arial"/>
-          <w:kern w:val="0"/>
-          <w:sz w:val="40"/>
-          <w:szCs w:val="40"/>
-          <w:lang w:val="en"/>
-          <w14:ligatures w14:val="none"/>
-        </w:rPr>
-        <w:t>Virtual NIC (vNIC)</w:t>
+          <w:rFonts w:eastAsia="Arial"/>
+          <w:lang w:val="en"/>
+        </w:rPr>
+        <w:t>Virtual NIC (</w:t>
+      </w:r>
+      <w:proofErr w:type="spellStart"/>
+      <w:r>
+        <w:rPr>
+          <w:rFonts w:eastAsia="Arial"/>
+          <w:lang w:val="en"/>
+        </w:rPr>
+        <w:t>vNIC</w:t>
+      </w:r>
+      <w:proofErr w:type="spellEnd"/>
+      <w:r>
+        <w:rPr>
+          <w:rFonts w:eastAsia="Arial"/>
+          <w:lang w:val="en"/>
+        </w:rPr>
+        <w:t>)</w:t>
       </w:r>
     </w:p>
     <w:p>
       <w:pPr>
-        <w:spacing w:before="280" w:after="120" w:line="276" w:lineRule="auto"/>
-        <w:outlineLvl w:val="1"/>
-        <w:rPr>
-          <w:rFonts w:ascii="Arial" w:eastAsia="Arial" w:hAnsi="Arial" w:cs="Arial"/>
-          <w:kern w:val="0"/>
-          <w:sz w:val="32"/>
-          <w:szCs w:val="32"/>
-          <w:lang w:val="en"/>
-          <w14:ligatures w14:val="none"/>
+        <w:pStyle w:val="Heading2"/>
+        <w:rPr>
+          <w:rFonts w:eastAsia="Arial"/>
+          <w:lang w:val="en"/>
         </w:rPr>
       </w:pPr>
       <w:bookmarkStart w:id="1" w:name="_w7kzyddigjx" w:colFirst="0" w:colLast="0"/>
@@ -49,24 +49,32 @@
       <w:r>
         <w:rPr>
           <w:rFonts w:ascii="Segoe UI Emoji" w:eastAsia="Arial" w:hAnsi="Segoe UI Emoji" w:cs="Segoe UI Emoji"/>
-          <w:kern w:val="0"/>
-          <w:sz w:val="32"/>
-          <w:szCs w:val="32"/>
-          <w:lang w:val="en"/>
-          <w14:ligatures w14:val="none"/>
+          <w:lang w:val="en"/>
         </w:rPr>
         <w:t>💻</w:t>
       </w:r>
       <w:r>
         <w:rPr>
-          <w:rFonts w:ascii="Arial" w:eastAsia="Arial" w:hAnsi="Arial" w:cs="Arial"/>
-          <w:kern w:val="0"/>
-          <w:sz w:val="32"/>
-          <w:szCs w:val="32"/>
-          <w:lang w:val="en"/>
-          <w14:ligatures w14:val="none"/>
-        </w:rPr>
-        <w:t xml:space="preserve"> What is a Virtual NIC (vNIC)?</w:t>
+          <w:rFonts w:eastAsia="Arial"/>
+          <w:lang w:val="en"/>
+        </w:rPr>
+        <w:t xml:space="preserve"> What is a Virtual NIC (</w:t>
+      </w:r>
+      <w:proofErr w:type="spellStart"/>
+      <w:r>
+        <w:rPr>
+          <w:rFonts w:eastAsia="Arial"/>
+          <w:lang w:val="en"/>
+        </w:rPr>
+        <w:t>vNIC</w:t>
+      </w:r>
+      <w:proofErr w:type="spellEnd"/>
+      <w:r>
+        <w:rPr>
+          <w:rFonts w:eastAsia="Arial"/>
+          <w:lang w:val="en"/>
+        </w:rPr>
+        <w:t>)?</w:t>
       </w:r>
     </w:p>
     <w:p>
@@ -106,6 +114,7 @@
         </w:rPr>
         <w:t xml:space="preserve">: </w:t>
       </w:r>
+      <w:proofErr w:type="spellStart"/>
       <w:r>
         <w:rPr>
           <w:rFonts w:ascii="Arial" w:eastAsia="Arial" w:hAnsi="Arial" w:cs="Arial"/>
@@ -117,7 +126,21 @@
           <w:lang w:val="en"/>
           <w14:ligatures w14:val="none"/>
         </w:rPr>
-        <w:t>Chatgpt (GPT</w:t>
+        <w:t>Chatgpt</w:t>
+      </w:r>
+      <w:proofErr w:type="spellEnd"/>
+      <w:r>
+        <w:rPr>
+          <w:rFonts w:ascii="Arial" w:eastAsia="Arial" w:hAnsi="Arial" w:cs="Arial"/>
+          <w:b/>
+          <w:kern w:val="0"/>
+          <w:sz w:val="22"/>
+          <w:szCs w:val="22"/>
+          <w:highlight w:val="darkGray"/>
+          <w:lang w:val="en"/>
+          <w14:ligatures w14:val="none"/>
+        </w:rPr>
+        <w:t xml:space="preserve"> (GPT</w:t>
       </w:r>
       <w:r>
         <w:rPr>
@@ -178,7 +201,33 @@
           <w:lang w:val="en"/>
           <w14:ligatures w14:val="none"/>
         </w:rPr>
-        <w:t>Virtual NIC (vNIC)</w:t>
+        <w:t>Virtual NIC (</w:t>
+      </w:r>
+      <w:proofErr w:type="spellStart"/>
+      <w:r>
+        <w:rPr>
+          <w:rFonts w:ascii="Roboto Mono" w:eastAsia="Roboto Mono" w:hAnsi="Roboto Mono" w:cs="Arial"/>
+          <w:b/>
+          <w:bCs/>
+          <w:kern w:val="0"/>
+          <w:szCs w:val="22"/>
+          <w:lang w:val="en"/>
+          <w14:ligatures w14:val="none"/>
+        </w:rPr>
+        <w:t>vNIC</w:t>
+      </w:r>
+      <w:proofErr w:type="spellEnd"/>
+      <w:r>
+        <w:rPr>
+          <w:rFonts w:ascii="Roboto Mono" w:eastAsia="Roboto Mono" w:hAnsi="Roboto Mono" w:cs="Arial"/>
+          <w:b/>
+          <w:bCs/>
+          <w:kern w:val="0"/>
+          <w:szCs w:val="22"/>
+          <w:lang w:val="en"/>
+          <w14:ligatures w14:val="none"/>
+        </w:rPr>
+        <w:t>)</w:t>
       </w:r>
       <w:r>
         <w:rPr>
@@ -290,6 +339,7 @@
         </w:rPr>
         <w:t xml:space="preserve"> A </w:t>
       </w:r>
+      <w:proofErr w:type="spellStart"/>
       <w:r>
         <w:rPr>
           <w:rFonts w:ascii="Roboto Mono" w:eastAsia="Roboto Mono" w:hAnsi="Roboto Mono" w:cs="Arial"/>
@@ -300,7 +350,20 @@
           <w:lang w:val="en"/>
           <w14:ligatures w14:val="none"/>
         </w:rPr>
-        <w:t>vNIC is a virtual adapter</w:t>
+        <w:t>vNIC</w:t>
+      </w:r>
+      <w:proofErr w:type="spellEnd"/>
+      <w:r>
+        <w:rPr>
+          <w:rFonts w:ascii="Roboto Mono" w:eastAsia="Roboto Mono" w:hAnsi="Roboto Mono" w:cs="Arial"/>
+          <w:b/>
+          <w:bCs/>
+          <w:kern w:val="0"/>
+          <w:szCs w:val="22"/>
+          <w:lang w:val="en"/>
+          <w14:ligatures w14:val="none"/>
+        </w:rPr>
+        <w:t xml:space="preserve"> is a virtual adapter</w:t>
       </w:r>
       <w:r>
         <w:rPr>
@@ -384,15 +447,10 @@
     </w:p>
     <w:p>
       <w:pPr>
-        <w:spacing w:before="280" w:after="120" w:line="276" w:lineRule="auto"/>
-        <w:outlineLvl w:val="1"/>
-        <w:rPr>
-          <w:rFonts w:ascii="Arial" w:eastAsia="Arial" w:hAnsi="Arial" w:cs="Arial"/>
-          <w:kern w:val="0"/>
-          <w:sz w:val="32"/>
-          <w:szCs w:val="32"/>
-          <w:lang w:val="en"/>
-          <w14:ligatures w14:val="none"/>
+        <w:pStyle w:val="Heading2"/>
+        <w:rPr>
+          <w:rFonts w:eastAsia="Arial"/>
+          <w:lang w:val="en"/>
         </w:rPr>
       </w:pPr>
       <w:bookmarkStart w:id="2" w:name="_761b1bgbzjmu" w:colFirst="0" w:colLast="0"/>
@@ -400,22 +458,14 @@
       <w:r>
         <w:rPr>
           <w:rFonts w:ascii="Segoe UI Emoji" w:eastAsia="Arial" w:hAnsi="Segoe UI Emoji" w:cs="Segoe UI Emoji"/>
-          <w:kern w:val="0"/>
-          <w:sz w:val="32"/>
-          <w:szCs w:val="32"/>
-          <w:lang w:val="en"/>
-          <w14:ligatures w14:val="none"/>
+          <w:lang w:val="en"/>
         </w:rPr>
         <w:t>🧱</w:t>
       </w:r>
       <w:r>
         <w:rPr>
-          <w:rFonts w:ascii="Arial" w:eastAsia="Arial" w:hAnsi="Arial" w:cs="Arial"/>
-          <w:kern w:val="0"/>
-          <w:sz w:val="32"/>
-          <w:szCs w:val="32"/>
-          <w:lang w:val="en"/>
-          <w14:ligatures w14:val="none"/>
+          <w:rFonts w:eastAsia="Arial"/>
+          <w:lang w:val="en"/>
         </w:rPr>
         <w:t xml:space="preserve"> Where It’s Used</w:t>
       </w:r>
@@ -457,6 +507,7 @@
         </w:rPr>
         <w:t xml:space="preserve">: </w:t>
       </w:r>
+      <w:proofErr w:type="spellStart"/>
       <w:r>
         <w:rPr>
           <w:rFonts w:ascii="Arial" w:eastAsia="Arial" w:hAnsi="Arial" w:cs="Arial"/>
@@ -468,7 +519,21 @@
           <w:lang w:val="en"/>
           <w14:ligatures w14:val="none"/>
         </w:rPr>
-        <w:t>Chatgpt (GPT</w:t>
+        <w:t>Chatgpt</w:t>
+      </w:r>
+      <w:proofErr w:type="spellEnd"/>
+      <w:r>
+        <w:rPr>
+          <w:rFonts w:ascii="Arial" w:eastAsia="Arial" w:hAnsi="Arial" w:cs="Arial"/>
+          <w:b/>
+          <w:kern w:val="0"/>
+          <w:sz w:val="22"/>
+          <w:szCs w:val="22"/>
+          <w:highlight w:val="darkGray"/>
+          <w:lang w:val="en"/>
+          <w14:ligatures w14:val="none"/>
+        </w:rPr>
+        <w:t xml:space="preserve"> (GPT</w:t>
       </w:r>
       <w:r>
         <w:rPr>
@@ -800,15 +865,10 @@
     </w:p>
     <w:p>
       <w:pPr>
-        <w:spacing w:before="280" w:after="120" w:line="276" w:lineRule="auto"/>
-        <w:outlineLvl w:val="1"/>
-        <w:rPr>
-          <w:rFonts w:ascii="Arial" w:eastAsia="Arial" w:hAnsi="Arial" w:cs="Arial"/>
-          <w:kern w:val="0"/>
-          <w:sz w:val="32"/>
-          <w:szCs w:val="32"/>
-          <w:lang w:val="en"/>
-          <w14:ligatures w14:val="none"/>
+        <w:pStyle w:val="Heading2"/>
+        <w:rPr>
+          <w:rFonts w:eastAsia="Arial"/>
+          <w:lang w:val="en"/>
         </w:rPr>
       </w:pPr>
       <w:bookmarkStart w:id="3" w:name="_7nq33hrmwdlr" w:colFirst="0" w:colLast="0"/>
@@ -816,25 +876,26 @@
       <w:r>
         <w:rPr>
           <w:rFonts w:ascii="Segoe UI Emoji" w:eastAsia="Arial" w:hAnsi="Segoe UI Emoji" w:cs="Segoe UI Emoji"/>
-          <w:kern w:val="0"/>
-          <w:sz w:val="32"/>
-          <w:szCs w:val="32"/>
-          <w:lang w:val="en"/>
-          <w14:ligatures w14:val="none"/>
+          <w:lang w:val="en"/>
         </w:rPr>
         <w:t>🔧</w:t>
       </w:r>
       <w:r>
         <w:rPr>
-          <w:rFonts w:ascii="Arial" w:eastAsia="Arial" w:hAnsi="Arial" w:cs="Arial"/>
-          <w:kern w:val="0"/>
-          <w:sz w:val="32"/>
-          <w:szCs w:val="32"/>
-          <w:lang w:val="en"/>
-          <w14:ligatures w14:val="none"/>
-        </w:rPr>
-        <w:t xml:space="preserve"> Key Features of vNICs</w:t>
-      </w:r>
+          <w:rFonts w:eastAsia="Arial"/>
+          <w:lang w:val="en"/>
+        </w:rPr>
+        <w:t xml:space="preserve"> Key Features of </w:t>
+      </w:r>
+      <w:proofErr w:type="spellStart"/>
+      <w:r>
+        <w:rPr>
+          <w:rFonts w:eastAsia="Arial"/>
+          <w:lang w:val="en"/>
+        </w:rPr>
+        <w:t>vNICs</w:t>
+      </w:r>
+      <w:proofErr w:type="spellEnd"/>
     </w:p>
     <w:p>
       <w:pPr>
@@ -873,6 +934,7 @@
         </w:rPr>
         <w:t xml:space="preserve">: </w:t>
       </w:r>
+      <w:proofErr w:type="spellStart"/>
       <w:r>
         <w:rPr>
           <w:rFonts w:ascii="Arial" w:eastAsia="Arial" w:hAnsi="Arial" w:cs="Arial"/>
@@ -884,7 +946,21 @@
           <w:lang w:val="en"/>
           <w14:ligatures w14:val="none"/>
         </w:rPr>
-        <w:t>Chatgpt (GPT</w:t>
+        <w:t>Chatgpt</w:t>
+      </w:r>
+      <w:proofErr w:type="spellEnd"/>
+      <w:r>
+        <w:rPr>
+          <w:rFonts w:ascii="Arial" w:eastAsia="Arial" w:hAnsi="Arial" w:cs="Arial"/>
+          <w:b/>
+          <w:kern w:val="0"/>
+          <w:sz w:val="22"/>
+          <w:szCs w:val="22"/>
+          <w:highlight w:val="darkGray"/>
+          <w:lang w:val="en"/>
+          <w14:ligatures w14:val="none"/>
+        </w:rPr>
+        <w:t xml:space="preserve"> (GPT</w:t>
       </w:r>
       <w:r>
         <w:rPr>
@@ -935,6 +1011,7 @@
           <w:lang w:val="en"/>
           <w14:ligatures w14:val="none"/>
         </w:rPr>
+        <w:lastRenderedPageBreak/>
         <w:drawing>
           <wp:inline distT="114300" distB="114300" distL="114300" distR="114300" wp14:anchorId="7F3D14C9" wp14:editId="655367B7">
             <wp:extent cx="5943600" cy="1866900"/>
@@ -1189,7 +1266,29 @@
                 <w:lang w:val="en"/>
                 <w14:ligatures w14:val="none"/>
               </w:rPr>
-              <w:t>Each vNIC gets its own virtual MAC address</w:t>
+              <w:t xml:space="preserve">Each </w:t>
+            </w:r>
+            <w:proofErr w:type="spellStart"/>
+            <w:r>
+              <w:rPr>
+                <w:rFonts w:ascii="Roboto Mono" w:eastAsia="Roboto Mono" w:hAnsi="Roboto Mono" w:cs="Arial"/>
+                <w:kern w:val="0"/>
+                <w:szCs w:val="22"/>
+                <w:lang w:val="en"/>
+                <w14:ligatures w14:val="none"/>
+              </w:rPr>
+              <w:t>vNIC</w:t>
+            </w:r>
+            <w:proofErr w:type="spellEnd"/>
+            <w:r>
+              <w:rPr>
+                <w:rFonts w:ascii="Roboto Mono" w:eastAsia="Roboto Mono" w:hAnsi="Roboto Mono" w:cs="Arial"/>
+                <w:kern w:val="0"/>
+                <w:szCs w:val="22"/>
+                <w:lang w:val="en"/>
+                <w14:ligatures w14:val="none"/>
+              </w:rPr>
+              <w:t xml:space="preserve"> gets its own virtual MAC address</w:t>
             </w:r>
           </w:p>
         </w:tc>
@@ -1323,8 +1422,22 @@
                 <w:lang w:val="en"/>
                 <w14:ligatures w14:val="none"/>
               </w:rPr>
-              <w:t>Connects to vSwitch</w:t>
+              <w:t xml:space="preserve">Connects to </w:t>
             </w:r>
+            <w:proofErr w:type="spellStart"/>
+            <w:r>
+              <w:rPr>
+                <w:rFonts w:ascii="Roboto Mono" w:eastAsia="Roboto Mono" w:hAnsi="Roboto Mono" w:cs="Arial"/>
+                <w:b/>
+                <w:bCs/>
+                <w:kern w:val="0"/>
+                <w:szCs w:val="22"/>
+                <w:lang w:val="en"/>
+                <w14:ligatures w14:val="none"/>
+              </w:rPr>
+              <w:t>vSwitch</w:t>
+            </w:r>
+            <w:proofErr w:type="spellEnd"/>
           </w:p>
         </w:tc>
         <w:tc>
@@ -1363,7 +1476,29 @@
                 <w:lang w:val="en"/>
                 <w14:ligatures w14:val="none"/>
               </w:rPr>
-              <w:t>Tied to a virtual switch or bridge (e.g., VMware vSwitch, Linux bridge)</w:t>
+              <w:t xml:space="preserve">Tied to a virtual switch or bridge (e.g., VMware </w:t>
+            </w:r>
+            <w:proofErr w:type="spellStart"/>
+            <w:r>
+              <w:rPr>
+                <w:rFonts w:ascii="Roboto Mono" w:eastAsia="Roboto Mono" w:hAnsi="Roboto Mono" w:cs="Arial"/>
+                <w:kern w:val="0"/>
+                <w:szCs w:val="22"/>
+                <w:lang w:val="en"/>
+                <w14:ligatures w14:val="none"/>
+              </w:rPr>
+              <w:t>vSwitch</w:t>
+            </w:r>
+            <w:proofErr w:type="spellEnd"/>
+            <w:r>
+              <w:rPr>
+                <w:rFonts w:ascii="Roboto Mono" w:eastAsia="Roboto Mono" w:hAnsi="Roboto Mono" w:cs="Arial"/>
+                <w:kern w:val="0"/>
+                <w:szCs w:val="22"/>
+                <w:lang w:val="en"/>
+                <w14:ligatures w14:val="none"/>
+              </w:rPr>
+              <w:t>, Linux bridge)</w:t>
             </w:r>
           </w:p>
         </w:tc>
@@ -1410,8 +1545,22 @@
                 <w:lang w:val="en"/>
                 <w14:ligatures w14:val="none"/>
               </w:rPr>
-              <w:t>Multiple vNICs</w:t>
+              <w:t xml:space="preserve">Multiple </w:t>
             </w:r>
+            <w:proofErr w:type="spellStart"/>
+            <w:r>
+              <w:rPr>
+                <w:rFonts w:ascii="Roboto Mono" w:eastAsia="Roboto Mono" w:hAnsi="Roboto Mono" w:cs="Arial"/>
+                <w:b/>
+                <w:bCs/>
+                <w:kern w:val="0"/>
+                <w:szCs w:val="22"/>
+                <w:lang w:val="en"/>
+                <w14:ligatures w14:val="none"/>
+              </w:rPr>
+              <w:t>vNICs</w:t>
+            </w:r>
+            <w:proofErr w:type="spellEnd"/>
           </w:p>
         </w:tc>
         <w:tc>
@@ -1450,7 +1599,29 @@
                 <w:lang w:val="en"/>
                 <w14:ligatures w14:val="none"/>
               </w:rPr>
-              <w:t>A VM or container can have multiple vNICs for multi-network access</w:t>
+              <w:t xml:space="preserve">A VM or container can have multiple </w:t>
+            </w:r>
+            <w:proofErr w:type="spellStart"/>
+            <w:r>
+              <w:rPr>
+                <w:rFonts w:ascii="Roboto Mono" w:eastAsia="Roboto Mono" w:hAnsi="Roboto Mono" w:cs="Arial"/>
+                <w:kern w:val="0"/>
+                <w:szCs w:val="22"/>
+                <w:lang w:val="en"/>
+                <w14:ligatures w14:val="none"/>
+              </w:rPr>
+              <w:t>vNICs</w:t>
+            </w:r>
+            <w:proofErr w:type="spellEnd"/>
+            <w:r>
+              <w:rPr>
+                <w:rFonts w:ascii="Roboto Mono" w:eastAsia="Roboto Mono" w:hAnsi="Roboto Mono" w:cs="Arial"/>
+                <w:kern w:val="0"/>
+                <w:szCs w:val="22"/>
+                <w:lang w:val="en"/>
+                <w14:ligatures w14:val="none"/>
+              </w:rPr>
+              <w:t xml:space="preserve"> for multi-network access</w:t>
             </w:r>
           </w:p>
         </w:tc>
@@ -1537,7 +1708,29 @@
                 <w:lang w:val="en"/>
                 <w14:ligatures w14:val="none"/>
               </w:rPr>
-              <w:t>Each vNIC can be assigned to different VLANs or virtual networks</w:t>
+              <w:t xml:space="preserve">Each </w:t>
+            </w:r>
+            <w:proofErr w:type="spellStart"/>
+            <w:r>
+              <w:rPr>
+                <w:rFonts w:ascii="Roboto Mono" w:eastAsia="Roboto Mono" w:hAnsi="Roboto Mono" w:cs="Arial"/>
+                <w:kern w:val="0"/>
+                <w:szCs w:val="22"/>
+                <w:lang w:val="en"/>
+                <w14:ligatures w14:val="none"/>
+              </w:rPr>
+              <w:t>vNIC</w:t>
+            </w:r>
+            <w:proofErr w:type="spellEnd"/>
+            <w:r>
+              <w:rPr>
+                <w:rFonts w:ascii="Roboto Mono" w:eastAsia="Roboto Mono" w:hAnsi="Roboto Mono" w:cs="Arial"/>
+                <w:kern w:val="0"/>
+                <w:szCs w:val="22"/>
+                <w:lang w:val="en"/>
+                <w14:ligatures w14:val="none"/>
+              </w:rPr>
+              <w:t xml:space="preserve"> can be assigned to different VLANs or virtual networks</w:t>
             </w:r>
           </w:p>
         </w:tc>
@@ -1570,15 +1763,10 @@
     </w:p>
     <w:p>
       <w:pPr>
-        <w:spacing w:before="280" w:after="120" w:line="276" w:lineRule="auto"/>
-        <w:outlineLvl w:val="1"/>
-        <w:rPr>
-          <w:rFonts w:ascii="Arial" w:eastAsia="Arial" w:hAnsi="Arial" w:cs="Arial"/>
-          <w:kern w:val="0"/>
-          <w:sz w:val="32"/>
-          <w:szCs w:val="32"/>
-          <w:lang w:val="en"/>
-          <w14:ligatures w14:val="none"/>
+        <w:pStyle w:val="Heading2"/>
+        <w:rPr>
+          <w:rFonts w:eastAsia="Arial"/>
+          <w:lang w:val="en"/>
         </w:rPr>
       </w:pPr>
       <w:bookmarkStart w:id="4" w:name="_1kyg1drykqut" w:colFirst="0" w:colLast="0"/>
@@ -1586,24 +1774,32 @@
       <w:r>
         <w:rPr>
           <w:rFonts w:ascii="Segoe UI Emoji" w:eastAsia="Arial" w:hAnsi="Segoe UI Emoji" w:cs="Segoe UI Emoji"/>
-          <w:kern w:val="0"/>
-          <w:sz w:val="32"/>
-          <w:szCs w:val="32"/>
-          <w:lang w:val="en"/>
-          <w14:ligatures w14:val="none"/>
+          <w:lang w:val="en"/>
         </w:rPr>
         <w:t>🔁</w:t>
       </w:r>
       <w:r>
         <w:rPr>
-          <w:rFonts w:ascii="Arial" w:eastAsia="Arial" w:hAnsi="Arial" w:cs="Arial"/>
-          <w:kern w:val="0"/>
-          <w:sz w:val="32"/>
-          <w:szCs w:val="32"/>
-          <w:lang w:val="en"/>
-          <w14:ligatures w14:val="none"/>
-        </w:rPr>
-        <w:t xml:space="preserve"> How a vNIC Works (Simplified Flow)</w:t>
+          <w:rFonts w:eastAsia="Arial"/>
+          <w:lang w:val="en"/>
+        </w:rPr>
+        <w:t xml:space="preserve"> How a </w:t>
+      </w:r>
+      <w:proofErr w:type="spellStart"/>
+      <w:r>
+        <w:rPr>
+          <w:rFonts w:eastAsia="Arial"/>
+          <w:lang w:val="en"/>
+        </w:rPr>
+        <w:t>vNIC</w:t>
+      </w:r>
+      <w:proofErr w:type="spellEnd"/>
+      <w:r>
+        <w:rPr>
+          <w:rFonts w:eastAsia="Arial"/>
+          <w:lang w:val="en"/>
+        </w:rPr>
+        <w:t xml:space="preserve"> Works (Simplified Flow)</w:t>
       </w:r>
     </w:p>
     <w:p>
@@ -1643,6 +1839,7 @@
         </w:rPr>
         <w:t xml:space="preserve">: </w:t>
       </w:r>
+      <w:proofErr w:type="spellStart"/>
       <w:r>
         <w:rPr>
           <w:rFonts w:ascii="Arial" w:eastAsia="Arial" w:hAnsi="Arial" w:cs="Arial"/>
@@ -1654,7 +1851,21 @@
           <w:lang w:val="en"/>
           <w14:ligatures w14:val="none"/>
         </w:rPr>
-        <w:t>Chatgpt (GPT</w:t>
+        <w:t>Chatgpt</w:t>
+      </w:r>
+      <w:proofErr w:type="spellEnd"/>
+      <w:r>
+        <w:rPr>
+          <w:rFonts w:ascii="Arial" w:eastAsia="Arial" w:hAnsi="Arial" w:cs="Arial"/>
+          <w:b/>
+          <w:kern w:val="0"/>
+          <w:sz w:val="22"/>
+          <w:szCs w:val="22"/>
+          <w:highlight w:val="darkGray"/>
+          <w:lang w:val="en"/>
+          <w14:ligatures w14:val="none"/>
+        </w:rPr>
+        <w:t xml:space="preserve"> (GPT</w:t>
       </w:r>
       <w:r>
         <w:rPr>
@@ -1762,6 +1973,7 @@
           <w:lang w:val="en"/>
           <w14:ligatures w14:val="none"/>
         </w:rPr>
+        <w:lastRenderedPageBreak/>
         <w:t>[VM or Container]</w:t>
       </w:r>
     </w:p>
@@ -1818,7 +2030,29 @@
           <w:lang w:val="en"/>
           <w14:ligatures w14:val="none"/>
         </w:rPr>
-        <w:t xml:space="preserve"> [vNIC]</w:t>
+        <w:t xml:space="preserve"> [</w:t>
+      </w:r>
+      <w:proofErr w:type="spellStart"/>
+      <w:r>
+        <w:rPr>
+          <w:rFonts w:ascii="Roboto Mono" w:eastAsia="Roboto Mono" w:hAnsi="Roboto Mono" w:cs="Arial"/>
+          <w:kern w:val="0"/>
+          <w:szCs w:val="22"/>
+          <w:lang w:val="en"/>
+          <w14:ligatures w14:val="none"/>
+        </w:rPr>
+        <w:t>vNIC</w:t>
+      </w:r>
+      <w:proofErr w:type="spellEnd"/>
+      <w:r>
+        <w:rPr>
+          <w:rFonts w:ascii="Roboto Mono" w:eastAsia="Roboto Mono" w:hAnsi="Roboto Mono" w:cs="Arial"/>
+          <w:kern w:val="0"/>
+          <w:szCs w:val="22"/>
+          <w:lang w:val="en"/>
+          <w14:ligatures w14:val="none"/>
+        </w:rPr>
+        <w:t>]</w:t>
       </w:r>
     </w:p>
     <w:p>
@@ -2013,15 +2247,10 @@
     </w:p>
     <w:p>
       <w:pPr>
-        <w:spacing w:before="280" w:after="120" w:line="276" w:lineRule="auto"/>
-        <w:outlineLvl w:val="1"/>
-        <w:rPr>
-          <w:rFonts w:ascii="Arial" w:eastAsia="Arial" w:hAnsi="Arial" w:cs="Arial"/>
-          <w:kern w:val="0"/>
-          <w:sz w:val="32"/>
-          <w:szCs w:val="32"/>
-          <w:lang w:val="en"/>
-          <w14:ligatures w14:val="none"/>
+        <w:pStyle w:val="Heading2"/>
+        <w:rPr>
+          <w:rFonts w:eastAsia="Arial"/>
+          <w:lang w:val="en"/>
         </w:rPr>
       </w:pPr>
       <w:bookmarkStart w:id="5" w:name="_8sl29j7ylydb" w:colFirst="0" w:colLast="0"/>
@@ -2029,22 +2258,14 @@
       <w:r>
         <w:rPr>
           <w:rFonts w:ascii="Segoe UI Emoji" w:eastAsia="Arial" w:hAnsi="Segoe UI Emoji" w:cs="Segoe UI Emoji"/>
-          <w:kern w:val="0"/>
-          <w:sz w:val="32"/>
-          <w:szCs w:val="32"/>
-          <w:lang w:val="en"/>
-          <w14:ligatures w14:val="none"/>
+          <w:lang w:val="en"/>
         </w:rPr>
         <w:t>🧠</w:t>
       </w:r>
       <w:r>
         <w:rPr>
-          <w:rFonts w:ascii="Arial" w:eastAsia="Arial" w:hAnsi="Arial" w:cs="Arial"/>
-          <w:kern w:val="0"/>
-          <w:sz w:val="32"/>
-          <w:szCs w:val="32"/>
-          <w:lang w:val="en"/>
-          <w14:ligatures w14:val="none"/>
+          <w:rFonts w:eastAsia="Arial"/>
+          <w:lang w:val="en"/>
         </w:rPr>
         <w:t xml:space="preserve"> Example: In a Hypervisor</w:t>
       </w:r>
@@ -2086,6 +2307,7 @@
         </w:rPr>
         <w:t xml:space="preserve">: </w:t>
       </w:r>
+      <w:proofErr w:type="spellStart"/>
       <w:r>
         <w:rPr>
           <w:rFonts w:ascii="Arial" w:eastAsia="Arial" w:hAnsi="Arial" w:cs="Arial"/>
@@ -2097,7 +2319,21 @@
           <w:lang w:val="en"/>
           <w14:ligatures w14:val="none"/>
         </w:rPr>
-        <w:t>Chatgpt (GPT</w:t>
+        <w:t>Chatgpt</w:t>
+      </w:r>
+      <w:proofErr w:type="spellEnd"/>
+      <w:r>
+        <w:rPr>
+          <w:rFonts w:ascii="Arial" w:eastAsia="Arial" w:hAnsi="Arial" w:cs="Arial"/>
+          <w:b/>
+          <w:kern w:val="0"/>
+          <w:sz w:val="22"/>
+          <w:szCs w:val="22"/>
+          <w:highlight w:val="darkGray"/>
+          <w:lang w:val="en"/>
+          <w14:ligatures w14:val="none"/>
+        </w:rPr>
+        <w:t xml:space="preserve"> (GPT</w:t>
       </w:r>
       <w:r>
         <w:rPr>
@@ -2187,7 +2423,29 @@
           <w:lang w:val="en"/>
           <w14:ligatures w14:val="none"/>
         </w:rPr>
-        <w:t xml:space="preserve">The hypervisor (e.g., VMware, KVM) creates a vNIC and connects it to a </w:t>
+        <w:t xml:space="preserve">The hypervisor (e.g., VMware, KVM) creates a </w:t>
+      </w:r>
+      <w:proofErr w:type="spellStart"/>
+      <w:r>
+        <w:rPr>
+          <w:rFonts w:ascii="Roboto Mono" w:eastAsia="Roboto Mono" w:hAnsi="Roboto Mono" w:cs="Arial"/>
+          <w:kern w:val="0"/>
+          <w:szCs w:val="22"/>
+          <w:lang w:val="en"/>
+          <w14:ligatures w14:val="none"/>
+        </w:rPr>
+        <w:t>vNIC</w:t>
+      </w:r>
+      <w:proofErr w:type="spellEnd"/>
+      <w:r>
+        <w:rPr>
+          <w:rFonts w:ascii="Roboto Mono" w:eastAsia="Roboto Mono" w:hAnsi="Roboto Mono" w:cs="Arial"/>
+          <w:kern w:val="0"/>
+          <w:szCs w:val="22"/>
+          <w:lang w:val="en"/>
+          <w14:ligatures w14:val="none"/>
+        </w:rPr>
+        <w:t xml:space="preserve"> and connects it to a </w:t>
       </w:r>
       <w:r>
         <w:rPr>
@@ -2300,15 +2558,10 @@
     </w:p>
     <w:p>
       <w:pPr>
-        <w:spacing w:before="280" w:after="120" w:line="276" w:lineRule="auto"/>
-        <w:outlineLvl w:val="1"/>
-        <w:rPr>
-          <w:rFonts w:ascii="Arial" w:eastAsia="Arial" w:hAnsi="Arial" w:cs="Arial"/>
-          <w:kern w:val="0"/>
-          <w:sz w:val="32"/>
-          <w:szCs w:val="32"/>
-          <w:lang w:val="en"/>
-          <w14:ligatures w14:val="none"/>
+        <w:pStyle w:val="Heading2"/>
+        <w:rPr>
+          <w:rFonts w:ascii="Arial" w:eastAsia="Arial" w:hAnsi="Arial" w:cs="Arial"/>
+          <w:lang w:val="en"/>
         </w:rPr>
       </w:pPr>
       <w:bookmarkStart w:id="6" w:name="_g8hpsy8fshyz" w:colFirst="0" w:colLast="0"/>
@@ -2316,22 +2569,14 @@
       <w:r>
         <w:rPr>
           <w:rFonts w:ascii="Segoe UI Emoji" w:eastAsia="Arial Unicode MS" w:hAnsi="Segoe UI Emoji" w:cs="Segoe UI Emoji"/>
-          <w:kern w:val="0"/>
-          <w:sz w:val="32"/>
-          <w:szCs w:val="32"/>
-          <w:lang w:val="en"/>
-          <w14:ligatures w14:val="none"/>
+          <w:lang w:val="en"/>
         </w:rPr>
         <w:t>✅</w:t>
       </w:r>
       <w:r>
         <w:rPr>
-          <w:rFonts w:ascii="Arial Unicode MS" w:eastAsia="Arial Unicode MS" w:hAnsi="Arial Unicode MS" w:cs="Arial Unicode MS"/>
-          <w:kern w:val="0"/>
-          <w:sz w:val="32"/>
-          <w:szCs w:val="32"/>
-          <w:lang w:val="en"/>
-          <w14:ligatures w14:val="none"/>
+          <w:rFonts w:eastAsia="Arial Unicode MS"/>
+          <w:lang w:val="en"/>
         </w:rPr>
         <w:t xml:space="preserve"> Advantages</w:t>
       </w:r>
@@ -2373,6 +2618,7 @@
         </w:rPr>
         <w:t xml:space="preserve">: </w:t>
       </w:r>
+      <w:proofErr w:type="spellStart"/>
       <w:r>
         <w:rPr>
           <w:rFonts w:ascii="Arial" w:eastAsia="Arial" w:hAnsi="Arial" w:cs="Arial"/>
@@ -2384,7 +2630,21 @@
           <w:lang w:val="en"/>
           <w14:ligatures w14:val="none"/>
         </w:rPr>
-        <w:t>Chatgpt (GPT</w:t>
+        <w:t>Chatgpt</w:t>
+      </w:r>
+      <w:proofErr w:type="spellEnd"/>
+      <w:r>
+        <w:rPr>
+          <w:rFonts w:ascii="Arial" w:eastAsia="Arial" w:hAnsi="Arial" w:cs="Arial"/>
+          <w:b/>
+          <w:kern w:val="0"/>
+          <w:sz w:val="22"/>
+          <w:szCs w:val="22"/>
+          <w:highlight w:val="darkGray"/>
+          <w:lang w:val="en"/>
+          <w14:ligatures w14:val="none"/>
+        </w:rPr>
+        <w:t xml:space="preserve"> (GPT</w:t>
       </w:r>
       <w:r>
         <w:rPr>
@@ -2555,7 +2815,29 @@
           <w:lang w:val="en"/>
           <w14:ligatures w14:val="none"/>
         </w:rPr>
-        <w:t xml:space="preserve"> Flexible — can create, delete, or reconfigure vNICs dynamically</w:t>
+        <w:t xml:space="preserve"> Flexible — can create, delete, or reconfigure </w:t>
+      </w:r>
+      <w:proofErr w:type="spellStart"/>
+      <w:r>
+        <w:rPr>
+          <w:rFonts w:ascii="Roboto Mono" w:eastAsia="Roboto Mono" w:hAnsi="Roboto Mono" w:cs="Arial Unicode MS"/>
+          <w:kern w:val="0"/>
+          <w:szCs w:val="22"/>
+          <w:lang w:val="en"/>
+          <w14:ligatures w14:val="none"/>
+        </w:rPr>
+        <w:t>vNICs</w:t>
+      </w:r>
+      <w:proofErr w:type="spellEnd"/>
+      <w:r>
+        <w:rPr>
+          <w:rFonts w:ascii="Roboto Mono" w:eastAsia="Roboto Mono" w:hAnsi="Roboto Mono" w:cs="Arial Unicode MS"/>
+          <w:kern w:val="0"/>
+          <w:szCs w:val="22"/>
+          <w:lang w:val="en"/>
+          <w14:ligatures w14:val="none"/>
+        </w:rPr>
+        <w:t xml:space="preserve"> dynamically</w:t>
       </w:r>
       <w:r>
         <w:rPr>
@@ -2726,6 +3008,7 @@
           <w:lang w:val="en"/>
           <w14:ligatures w14:val="none"/>
         </w:rPr>
+        <w:lastRenderedPageBreak/>
         <w:pict w14:anchorId="5EB37886">
           <v:rect id="_x0000_i1030" style="width:0;height:1.5pt" o:hralign="center" o:hrstd="t" o:hr="t" fillcolor="#a0a0a0" stroked="f"/>
         </w:pict>
@@ -2733,15 +3016,10 @@
     </w:p>
     <w:p>
       <w:pPr>
-        <w:spacing w:before="280" w:after="120" w:line="276" w:lineRule="auto"/>
-        <w:outlineLvl w:val="1"/>
-        <w:rPr>
-          <w:rFonts w:ascii="Arial" w:eastAsia="Arial" w:hAnsi="Arial" w:cs="Arial"/>
-          <w:kern w:val="0"/>
-          <w:sz w:val="32"/>
-          <w:szCs w:val="32"/>
-          <w:lang w:val="en"/>
-          <w14:ligatures w14:val="none"/>
+        <w:pStyle w:val="Heading2"/>
+        <w:rPr>
+          <w:rFonts w:ascii="Arial" w:eastAsia="Arial" w:hAnsi="Arial" w:cs="Arial"/>
+          <w:lang w:val="en"/>
         </w:rPr>
       </w:pPr>
       <w:bookmarkStart w:id="7" w:name="_3w7bjhhbh1tv" w:colFirst="0" w:colLast="0"/>
@@ -2749,22 +3027,14 @@
       <w:r>
         <w:rPr>
           <w:rFonts w:ascii="Segoe UI Emoji" w:eastAsia="Arial Unicode MS" w:hAnsi="Segoe UI Emoji" w:cs="Segoe UI Emoji"/>
-          <w:kern w:val="0"/>
-          <w:sz w:val="32"/>
-          <w:szCs w:val="32"/>
-          <w:lang w:val="en"/>
-          <w14:ligatures w14:val="none"/>
+          <w:lang w:val="en"/>
         </w:rPr>
         <w:t>❌</w:t>
       </w:r>
       <w:r>
         <w:rPr>
-          <w:rFonts w:ascii="Arial Unicode MS" w:eastAsia="Arial Unicode MS" w:hAnsi="Arial Unicode MS" w:cs="Arial Unicode MS"/>
-          <w:kern w:val="0"/>
-          <w:sz w:val="32"/>
-          <w:szCs w:val="32"/>
-          <w:lang w:val="en"/>
-          <w14:ligatures w14:val="none"/>
+          <w:rFonts w:eastAsia="Arial Unicode MS"/>
+          <w:lang w:val="en"/>
         </w:rPr>
         <w:t xml:space="preserve"> Disadvantages</w:t>
       </w:r>
@@ -2806,6 +3076,7 @@
         </w:rPr>
         <w:t xml:space="preserve">: </w:t>
       </w:r>
+      <w:proofErr w:type="spellStart"/>
       <w:r>
         <w:rPr>
           <w:rFonts w:ascii="Arial" w:eastAsia="Arial" w:hAnsi="Arial" w:cs="Arial"/>
@@ -2817,7 +3088,21 @@
           <w:lang w:val="en"/>
           <w14:ligatures w14:val="none"/>
         </w:rPr>
-        <w:t>Chatgpt (GPT</w:t>
+        <w:t>Chatgpt</w:t>
+      </w:r>
+      <w:proofErr w:type="spellEnd"/>
+      <w:r>
+        <w:rPr>
+          <w:rFonts w:ascii="Arial" w:eastAsia="Arial" w:hAnsi="Arial" w:cs="Arial"/>
+          <w:b/>
+          <w:kern w:val="0"/>
+          <w:sz w:val="22"/>
+          <w:szCs w:val="22"/>
+          <w:highlight w:val="darkGray"/>
+          <w:lang w:val="en"/>
+          <w14:ligatures w14:val="none"/>
+        </w:rPr>
+        <w:t xml:space="preserve"> (GPT</w:t>
       </w:r>
       <w:r>
         <w:rPr>
@@ -3064,15 +3349,10 @@
     </w:p>
     <w:p>
       <w:pPr>
-        <w:spacing w:before="280" w:after="120" w:line="276" w:lineRule="auto"/>
-        <w:outlineLvl w:val="1"/>
-        <w:rPr>
-          <w:rFonts w:ascii="Arial" w:eastAsia="Arial" w:hAnsi="Arial" w:cs="Arial"/>
-          <w:kern w:val="0"/>
-          <w:sz w:val="32"/>
-          <w:szCs w:val="32"/>
-          <w:lang w:val="en"/>
-          <w14:ligatures w14:val="none"/>
+        <w:pStyle w:val="Heading2"/>
+        <w:rPr>
+          <w:rFonts w:eastAsia="Arial"/>
+          <w:lang w:val="en"/>
         </w:rPr>
       </w:pPr>
       <w:bookmarkStart w:id="8" w:name="_60tvyqs4w27c" w:colFirst="0" w:colLast="0"/>
@@ -3080,22 +3360,14 @@
       <w:r>
         <w:rPr>
           <w:rFonts w:ascii="Segoe UI Emoji" w:eastAsia="Arial" w:hAnsi="Segoe UI Emoji" w:cs="Segoe UI Emoji"/>
-          <w:kern w:val="0"/>
-          <w:sz w:val="32"/>
-          <w:szCs w:val="32"/>
-          <w:lang w:val="en"/>
-          <w14:ligatures w14:val="none"/>
+          <w:lang w:val="en"/>
         </w:rPr>
         <w:t>📌</w:t>
       </w:r>
       <w:r>
         <w:rPr>
-          <w:rFonts w:ascii="Arial" w:eastAsia="Arial" w:hAnsi="Arial" w:cs="Arial"/>
-          <w:kern w:val="0"/>
-          <w:sz w:val="32"/>
-          <w:szCs w:val="32"/>
-          <w:lang w:val="en"/>
-          <w14:ligatures w14:val="none"/>
+          <w:rFonts w:eastAsia="Arial"/>
+          <w:lang w:val="en"/>
         </w:rPr>
         <w:t xml:space="preserve"> Summary</w:t>
       </w:r>
@@ -3137,6 +3409,7 @@
         </w:rPr>
         <w:t xml:space="preserve">: </w:t>
       </w:r>
+      <w:proofErr w:type="spellStart"/>
       <w:r>
         <w:rPr>
           <w:rFonts w:ascii="Arial" w:eastAsia="Arial" w:hAnsi="Arial" w:cs="Arial"/>
@@ -3148,7 +3421,21 @@
           <w:lang w:val="en"/>
           <w14:ligatures w14:val="none"/>
         </w:rPr>
-        <w:t>Chatgpt (GPT</w:t>
+        <w:t>Chatgpt</w:t>
+      </w:r>
+      <w:proofErr w:type="spellEnd"/>
+      <w:r>
+        <w:rPr>
+          <w:rFonts w:ascii="Arial" w:eastAsia="Arial" w:hAnsi="Arial" w:cs="Arial"/>
+          <w:b/>
+          <w:kern w:val="0"/>
+          <w:sz w:val="22"/>
+          <w:szCs w:val="22"/>
+          <w:highlight w:val="darkGray"/>
+          <w:lang w:val="en"/>
+          <w14:ligatures w14:val="none"/>
+        </w:rPr>
+        <w:t xml:space="preserve"> (GPT</w:t>
       </w:r>
       <w:r>
         <w:rPr>
@@ -3377,6 +3664,7 @@
                 <w14:ligatures w14:val="none"/>
               </w:rPr>
             </w:pPr>
+            <w:proofErr w:type="spellStart"/>
             <w:r>
               <w:rPr>
                 <w:rFonts w:ascii="Roboto Mono" w:eastAsia="Roboto Mono" w:hAnsi="Roboto Mono" w:cs="Arial"/>
@@ -3389,6 +3677,7 @@
               </w:rPr>
               <w:t>vNIC</w:t>
             </w:r>
+            <w:proofErr w:type="spellEnd"/>
           </w:p>
         </w:tc>
         <w:tc>
@@ -3648,6 +3937,7 @@
                 <w:lang w:val="en"/>
                 <w14:ligatures w14:val="none"/>
               </w:rPr>
+              <w:lastRenderedPageBreak/>
               <w:t>Used for</w:t>
             </w:r>
           </w:p>
@@ -4754,7 +5044,6 @@
     <w:next w:val="Normal"/>
     <w:link w:val="Heading2Char"/>
     <w:uiPriority w:val="9"/>
-    <w:semiHidden/>
     <w:unhideWhenUsed/>
     <w:qFormat/>
     <w:rsid w:val="00AB16F5"/>
@@ -4971,7 +5260,6 @@
     <w:basedOn w:val="DefaultParagraphFont"/>
     <w:link w:val="Heading2"/>
     <w:uiPriority w:val="9"/>
-    <w:semiHidden/>
     <w:rsid w:val="00AB16F5"/>
     <w:rPr>
       <w:rFonts w:asciiTheme="majorHAnsi" w:eastAsiaTheme="majorEastAsia" w:hAnsiTheme="majorHAnsi" w:cstheme="majorBidi"/>
